--- a/public/files/invitation-card/invitation-card.docx
+++ b/public/files/invitation-card/invitation-card.docx
@@ -4,7 +4,7 @@
   <w:body>
     <w:p>
       <w:pPr>
-        <w:spacing w:after="29" w:before="0" w:line="312" w:lineRule="auto"/>
+        <w:spacing w:after="34" w:before="0" w:line="312" w:lineRule="auto"/>
         <w:jc w:val="center"/>
       </w:pPr>
       <w:r>
@@ -19,7 +19,7 @@
     </w:p>
     <w:p>
       <w:pPr>
-        <w:spacing w:after="72" w:before="0" w:line="312" w:lineRule="auto"/>
+        <w:spacing w:after="85" w:before="0" w:line="312" w:lineRule="auto"/>
         <w:jc w:val="left"/>
         <w:pBdr>
           <w:bottom w:val="single" w:sz="14" w:space="2" w:color="24384F"/>
@@ -35,7 +35,7 @@
     </w:p>
     <w:p>
       <w:pPr>
-        <w:spacing w:after="115" w:before="0" w:line="312" w:lineRule="auto"/>
+        <w:spacing w:after="136" w:before="0" w:line="312" w:lineRule="auto"/>
         <w:jc w:val="left"/>
       </w:pPr>
       <w:r>
@@ -48,7 +48,7 @@
     </w:p>
     <w:p>
       <w:pPr>
-        <w:spacing w:after="29" w:before="0" w:line="312" w:lineRule="auto"/>
+        <w:spacing w:after="34" w:before="0" w:line="312" w:lineRule="auto"/>
         <w:jc w:val="left"/>
       </w:pPr>
       <w:r>
@@ -74,7 +74,7 @@
       </w:tblGrid>
       <w:tr>
         <w:trPr>
-          <w:trHeight w:val="1632" w:hRule="atLeast"/>
+          <w:trHeight w:val="1927" w:hRule="atLeast"/>
         </w:trPr>
         <w:tc>
           <w:tcPr>
@@ -97,7 +97,7 @@
               <w:rPr>
                 <w:rFonts w:ascii="Malgun Gothic" w:hAnsi="Malgun Gothic" w:eastAsia="Malgun Gothic" w:cs="Malgun Gothic"/>
                 <w:b w:val="0"/>
-                <w:sz w:val="20"/>
+                <w:sz w:val="19"/>
               </w:rPr>
             </w:r>
           </w:p>
@@ -106,7 +106,7 @@
     </w:tbl>
     <w:p>
       <w:pPr>
-        <w:spacing w:after="29" w:before="0" w:line="312" w:lineRule="auto"/>
+        <w:spacing w:after="34" w:before="0" w:line="312" w:lineRule="auto"/>
         <w:jc w:val="left"/>
       </w:pPr>
       <w:r>
@@ -119,7 +119,7 @@
     </w:p>
     <w:p>
       <w:pPr>
-        <w:spacing w:after="29" w:before="58" w:line="312" w:lineRule="auto"/>
+        <w:spacing w:after="34" w:before="68" w:line="312" w:lineRule="auto"/>
         <w:jc w:val="left"/>
         <w:pBdr>
           <w:bottom w:val="single" w:sz="6" w:space="2" w:color="C9D2DD"/>
@@ -160,7 +160,7 @@
       </w:tblGrid>
       <w:tr>
         <w:trPr>
-          <w:trHeight w:val="367" w:hRule="atLeast"/>
+          <w:trHeight w:val="433" w:hRule="atLeast"/>
         </w:trPr>
         <w:tc>
           <w:tcPr>
@@ -221,7 +221,7 @@
       </w:tr>
       <w:tr>
         <w:trPr>
-          <w:trHeight w:val="367" w:hRule="atLeast"/>
+          <w:trHeight w:val="433" w:hRule="atLeast"/>
         </w:trPr>
         <w:tc>
           <w:tcPr>
@@ -338,7 +338,7 @@
       </w:tr>
       <w:tr>
         <w:trPr>
-          <w:trHeight w:val="367" w:hRule="atLeast"/>
+          <w:trHeight w:val="433" w:hRule="atLeast"/>
         </w:trPr>
         <w:tc>
           <w:tcPr>
@@ -399,7 +399,7 @@
       </w:tr>
       <w:tr>
         <w:trPr>
-          <w:trHeight w:val="367" w:hRule="atLeast"/>
+          <w:trHeight w:val="433" w:hRule="atLeast"/>
         </w:trPr>
         <w:tc>
           <w:tcPr>
@@ -460,7 +460,7 @@
       </w:tr>
       <w:tr>
         <w:trPr>
-          <w:trHeight w:val="367" w:hRule="atLeast"/>
+          <w:trHeight w:val="433" w:hRule="atLeast"/>
         </w:trPr>
         <w:tc>
           <w:tcPr>
@@ -576,7 +576,7 @@
     </w:tbl>
     <w:p>
       <w:pPr>
-        <w:spacing w:after="29" w:before="0" w:line="312" w:lineRule="auto"/>
+        <w:spacing w:after="34" w:before="0" w:line="312" w:lineRule="auto"/>
         <w:jc w:val="left"/>
       </w:pPr>
       <w:r>
@@ -589,7 +589,7 @@
     </w:p>
     <w:p>
       <w:pPr>
-        <w:spacing w:after="29" w:before="58" w:line="312" w:lineRule="auto"/>
+        <w:spacing w:after="34" w:before="68" w:line="312" w:lineRule="auto"/>
         <w:jc w:val="left"/>
         <w:pBdr>
           <w:bottom w:val="single" w:sz="6" w:space="2" w:color="C9D2DD"/>
@@ -630,7 +630,7 @@
       </w:tblGrid>
       <w:tr>
         <w:trPr>
-          <w:trHeight w:val="326" w:hRule="atLeast"/>
+          <w:trHeight w:val="385" w:hRule="atLeast"/>
         </w:trPr>
         <w:tc>
           <w:tcPr>
@@ -746,7 +746,7 @@
       </w:tr>
       <w:tr>
         <w:trPr>
-          <w:trHeight w:val="326" w:hRule="atLeast"/>
+          <w:trHeight w:val="385" w:hRule="atLeast"/>
         </w:trPr>
         <w:tc>
           <w:tcPr>
@@ -862,7 +862,7 @@
       </w:tr>
       <w:tr>
         <w:trPr>
-          <w:trHeight w:val="326" w:hRule="atLeast"/>
+          <w:trHeight w:val="385" w:hRule="atLeast"/>
         </w:trPr>
         <w:tc>
           <w:tcPr>
@@ -924,7 +924,7 @@
     </w:tbl>
     <w:p>
       <w:pPr>
-        <w:spacing w:after="29" w:before="0" w:line="312" w:lineRule="auto"/>
+        <w:spacing w:after="34" w:before="0" w:line="312" w:lineRule="auto"/>
         <w:jc w:val="left"/>
       </w:pPr>
       <w:r>
@@ -937,7 +937,7 @@
     </w:p>
     <w:p>
       <w:pPr>
-        <w:spacing w:after="29" w:before="58" w:line="312" w:lineRule="auto"/>
+        <w:spacing w:after="34" w:before="68" w:line="312" w:lineRule="auto"/>
         <w:jc w:val="left"/>
         <w:pBdr>
           <w:bottom w:val="single" w:sz="6" w:space="2" w:color="C9D2DD"/>
@@ -979,7 +979,7 @@
       </w:tblGrid>
       <w:tr>
         <w:trPr>
-          <w:trHeight w:val="326" w:hRule="atLeast"/>
+          <w:trHeight w:val="385" w:hRule="atLeast"/>
         </w:trPr>
         <w:tc>
           <w:tcPr>
@@ -1129,7 +1129,7 @@
       </w:tr>
       <w:tr>
         <w:trPr>
-          <w:trHeight w:val="326" w:hRule="atLeast"/>
+          <w:trHeight w:val="385" w:hRule="atLeast"/>
         </w:trPr>
         <w:tc>
           <w:tcPr>
@@ -1145,7 +1145,7 @@
           <w:p>
             <w:pPr>
               <w:spacing w:after="0" w:line="312" w:lineRule="auto"/>
-              <w:jc w:val="left"/>
+              <w:jc w:val="center"/>
             </w:pPr>
             <w:r/>
             <w:r>
@@ -1171,7 +1171,7 @@
           <w:p>
             <w:pPr>
               <w:spacing w:after="0" w:line="312" w:lineRule="auto"/>
-              <w:jc w:val="left"/>
+              <w:jc w:val="center"/>
             </w:pPr>
             <w:r/>
             <w:r>
@@ -1197,7 +1197,7 @@
           <w:p>
             <w:pPr>
               <w:spacing w:after="0" w:line="312" w:lineRule="auto"/>
-              <w:jc w:val="left"/>
+              <w:jc w:val="center"/>
             </w:pPr>
             <w:r/>
             <w:r>
@@ -1223,7 +1223,7 @@
           <w:p>
             <w:pPr>
               <w:spacing w:after="0" w:line="312" w:lineRule="auto"/>
-              <w:jc w:val="left"/>
+              <w:jc w:val="center"/>
             </w:pPr>
             <w:r/>
             <w:r>
@@ -1249,7 +1249,7 @@
           <w:p>
             <w:pPr>
               <w:spacing w:after="0" w:line="312" w:lineRule="auto"/>
-              <w:jc w:val="left"/>
+              <w:jc w:val="center"/>
             </w:pPr>
             <w:r/>
             <w:r>
@@ -1264,7 +1264,7 @@
       </w:tr>
       <w:tr>
         <w:trPr>
-          <w:trHeight w:val="326" w:hRule="atLeast"/>
+          <w:trHeight w:val="385" w:hRule="atLeast"/>
         </w:trPr>
         <w:tc>
           <w:tcPr>
@@ -1280,7 +1280,7 @@
           <w:p>
             <w:pPr>
               <w:spacing w:after="0" w:line="312" w:lineRule="auto"/>
-              <w:jc w:val="left"/>
+              <w:jc w:val="center"/>
             </w:pPr>
             <w:r/>
             <w:r>
@@ -1306,7 +1306,7 @@
           <w:p>
             <w:pPr>
               <w:spacing w:after="0" w:line="312" w:lineRule="auto"/>
-              <w:jc w:val="left"/>
+              <w:jc w:val="center"/>
             </w:pPr>
             <w:r/>
             <w:r>
@@ -1332,7 +1332,7 @@
           <w:p>
             <w:pPr>
               <w:spacing w:after="0" w:line="312" w:lineRule="auto"/>
-              <w:jc w:val="left"/>
+              <w:jc w:val="center"/>
             </w:pPr>
             <w:r/>
             <w:r>
@@ -1358,7 +1358,7 @@
           <w:p>
             <w:pPr>
               <w:spacing w:after="0" w:line="312" w:lineRule="auto"/>
-              <w:jc w:val="left"/>
+              <w:jc w:val="center"/>
             </w:pPr>
             <w:r/>
             <w:r>
@@ -1384,7 +1384,7 @@
           <w:p>
             <w:pPr>
               <w:spacing w:after="0" w:line="312" w:lineRule="auto"/>
-              <w:jc w:val="left"/>
+              <w:jc w:val="center"/>
             </w:pPr>
             <w:r/>
             <w:r>
@@ -1399,7 +1399,7 @@
       </w:tr>
       <w:tr>
         <w:trPr>
-          <w:trHeight w:val="326" w:hRule="atLeast"/>
+          <w:trHeight w:val="385" w:hRule="atLeast"/>
         </w:trPr>
         <w:tc>
           <w:tcPr>
@@ -1415,7 +1415,7 @@
           <w:p>
             <w:pPr>
               <w:spacing w:after="0" w:line="312" w:lineRule="auto"/>
-              <w:jc w:val="left"/>
+              <w:jc w:val="center"/>
             </w:pPr>
             <w:r/>
             <w:r>
@@ -1441,7 +1441,7 @@
           <w:p>
             <w:pPr>
               <w:spacing w:after="0" w:line="312" w:lineRule="auto"/>
-              <w:jc w:val="left"/>
+              <w:jc w:val="center"/>
             </w:pPr>
             <w:r/>
             <w:r>
@@ -1467,7 +1467,7 @@
           <w:p>
             <w:pPr>
               <w:spacing w:after="0" w:line="312" w:lineRule="auto"/>
-              <w:jc w:val="left"/>
+              <w:jc w:val="center"/>
             </w:pPr>
             <w:r/>
             <w:r>
@@ -1493,7 +1493,7 @@
           <w:p>
             <w:pPr>
               <w:spacing w:after="0" w:line="312" w:lineRule="auto"/>
-              <w:jc w:val="left"/>
+              <w:jc w:val="center"/>
             </w:pPr>
             <w:r/>
             <w:r>
@@ -1519,7 +1519,7 @@
           <w:p>
             <w:pPr>
               <w:spacing w:after="0" w:line="312" w:lineRule="auto"/>
-              <w:jc w:val="left"/>
+              <w:jc w:val="center"/>
             </w:pPr>
             <w:r/>
             <w:r>
@@ -1534,7 +1534,7 @@
       </w:tr>
       <w:tr>
         <w:trPr>
-          <w:trHeight w:val="326" w:hRule="atLeast"/>
+          <w:trHeight w:val="385" w:hRule="atLeast"/>
         </w:trPr>
         <w:tc>
           <w:tcPr>
@@ -1550,7 +1550,7 @@
           <w:p>
             <w:pPr>
               <w:spacing w:after="0" w:line="312" w:lineRule="auto"/>
-              <w:jc w:val="left"/>
+              <w:jc w:val="center"/>
             </w:pPr>
             <w:r/>
             <w:r>
@@ -1576,7 +1576,7 @@
           <w:p>
             <w:pPr>
               <w:spacing w:after="0" w:line="312" w:lineRule="auto"/>
-              <w:jc w:val="left"/>
+              <w:jc w:val="center"/>
             </w:pPr>
             <w:r/>
             <w:r>
@@ -1602,7 +1602,7 @@
           <w:p>
             <w:pPr>
               <w:spacing w:after="0" w:line="312" w:lineRule="auto"/>
-              <w:jc w:val="left"/>
+              <w:jc w:val="center"/>
             </w:pPr>
             <w:r/>
             <w:r>
@@ -1628,7 +1628,7 @@
           <w:p>
             <w:pPr>
               <w:spacing w:after="0" w:line="312" w:lineRule="auto"/>
-              <w:jc w:val="left"/>
+              <w:jc w:val="center"/>
             </w:pPr>
             <w:r/>
             <w:r>
@@ -1654,7 +1654,7 @@
           <w:p>
             <w:pPr>
               <w:spacing w:after="0" w:line="312" w:lineRule="auto"/>
-              <w:jc w:val="left"/>
+              <w:jc w:val="center"/>
             </w:pPr>
             <w:r/>
             <w:r>
@@ -1670,7 +1670,7 @@
     </w:tbl>
     <w:p>
       <w:pPr>
-        <w:spacing w:after="29" w:before="0" w:line="312" w:lineRule="auto"/>
+        <w:spacing w:after="34" w:before="0" w:line="312" w:lineRule="auto"/>
         <w:jc w:val="left"/>
       </w:pPr>
       <w:r>
@@ -1683,7 +1683,7 @@
     </w:p>
     <w:p>
       <w:pPr>
-        <w:spacing w:after="29" w:before="0" w:line="312" w:lineRule="auto"/>
+        <w:spacing w:after="34" w:before="0" w:line="312" w:lineRule="auto"/>
         <w:jc w:val="left"/>
       </w:pPr>
       <w:r>
@@ -1709,7 +1709,7 @@
       </w:tblGrid>
       <w:tr>
         <w:trPr>
-          <w:trHeight w:val="734" w:hRule="atLeast"/>
+          <w:trHeight w:val="867" w:hRule="atLeast"/>
         </w:trPr>
         <w:tc>
           <w:tcPr>
@@ -1732,7 +1732,7 @@
               <w:rPr>
                 <w:rFonts w:ascii="Malgun Gothic" w:hAnsi="Malgun Gothic" w:eastAsia="Malgun Gothic" w:cs="Malgun Gothic"/>
                 <w:b w:val="0"/>
-                <w:sz w:val="20"/>
+                <w:sz w:val="19"/>
               </w:rPr>
             </w:r>
           </w:p>
@@ -1741,7 +1741,7 @@
     </w:tbl>
     <w:p>
       <w:pPr>
-        <w:spacing w:after="29" w:before="0" w:line="312" w:lineRule="auto"/>
+        <w:spacing w:after="34" w:before="0" w:line="312" w:lineRule="auto"/>
         <w:jc w:val="left"/>
       </w:pPr>
       <w:r>
@@ -1754,7 +1754,7 @@
     </w:p>
     <w:p>
       <w:pPr>
-        <w:spacing w:after="58" w:before="58" w:line="312" w:lineRule="auto"/>
+        <w:spacing w:after="68" w:before="68" w:line="312" w:lineRule="auto"/>
         <w:jc w:val="center"/>
       </w:pPr>
       <w:r>
@@ -1768,7 +1768,7 @@
     </w:p>
     <w:p>
       <w:pPr>
-        <w:spacing w:after="58" w:before="0" w:line="312" w:lineRule="auto"/>
+        <w:spacing w:after="68" w:before="0" w:line="312" w:lineRule="auto"/>
         <w:jc w:val="right"/>
       </w:pPr>
       <w:r>
@@ -1782,7 +1782,7 @@
     </w:p>
     <w:p>
       <w:pPr>
-        <w:spacing w:after="0" w:before="43" w:line="312" w:lineRule="auto"/>
+        <w:spacing w:after="0" w:before="51" w:line="312" w:lineRule="auto"/>
         <w:jc w:val="left"/>
       </w:pPr>
       <w:r>
